--- a/Eurorack/305-Analogue-Stochastic-Signal-Generators/Files/305-Rev.1.docx
+++ b/Eurorack/305-Analogue-Stochastic-Signal-Generators/Files/305-Rev.1.docx
@@ -866,6 +866,17 @@
                 <w:lang w:val="en-US"/>
               </w:rPr>
             </w:pPr>
+            <w:r>
+              <w:rPr>
+                <w:rFonts w:ascii="Times New Roman" w:hAnsi="Times New Roman" w:cs="Times New Roman"/>
+                <w:b w:val="0"/>
+                <w:bCs w:val="0"/>
+                <w:i/>
+                <w:iCs/>
+                <w:lang w:val="en-US"/>
+              </w:rPr>
+              <w:t>10hp</w:t>
+            </w:r>
           </w:p>
         </w:tc>
         <w:tc>
